--- a/03_DESCRIPCION_DE_CARGOS/03f_Funciones_Dog_Groomer.docx
+++ b/03_DESCRIPCION_DE_CARGOS/03f_Funciones_Dog_Groomer.docx
@@ -16,7 +16,7 @@
       <w:tr>
         <w:tc>
           <w:tcPr>
-            <w:tcW w:type="dxa" w:w="4819"/>
+            <w:tcW w:type="dxa" w:w="4933"/>
             <w:tcBorders>
               <w:top w:val="single" w:sz="0" w:space="0" w:color="FFFFFF"/>
               <w:left w:val="single" w:sz="0" w:space="0" w:color="FFFFFF"/>
@@ -73,7 +73,7 @@
         </w:tc>
         <w:tc>
           <w:tcPr>
-            <w:tcW w:type="dxa" w:w="4819"/>
+            <w:tcW w:type="dxa" w:w="4933"/>
             <w:tcBorders>
               <w:top w:val="single" w:sz="0" w:space="0" w:color="FFFFFF"/>
               <w:left w:val="single" w:sz="0" w:space="0" w:color="FFFFFF"/>
@@ -111,7 +111,7 @@
                 <w:color w:val="556575"/>
                 <w:sz w:val="18"/>
               </w:rPr>
-              <w:t>Dog Groomer (Peluquero Canino)</w:t>
+              <w:t>Dog Groomer</w:t>
             </w:r>
           </w:p>
           <w:p>
@@ -127,7 +127,7 @@
                 <w:color w:val="9098A8"/>
                 <w:sz w:val="16"/>
               </w:rPr>
-              <w:t>Versión 3.0  ·  RR.HH.</w:t>
+              <w:t>Versión 3.2  ·  RR.HH.</w:t>
             </w:r>
           </w:p>
         </w:tc>
@@ -143,7 +143,7 @@
     </w:p>
     <w:p>
       <w:pPr>
-        <w:spacing w:before="40" w:after="40"/>
+        <w:spacing w:after="40"/>
         <w:jc w:val="center"/>
       </w:pPr>
       <w:r>
@@ -152,18 +152,32 @@
           <w:b/>
           <w:i w:val="0"/>
           <w:color w:val="0F766E"/>
-          <w:sz w:val="30"/>
+          <w:sz w:val="28"/>
         </w:rPr>
-        <w:t>DESCRIPCIÓN DE CARGO</w:t>
-        <w:br/>
+        <w:t>DESCRIPCIÓN DE CARGO Y FUNCIONES</w:t>
+      </w:r>
+    </w:p>
+    <w:p>
+      <w:pPr>
+        <w:spacing w:after="40"/>
+        <w:jc w:val="center"/>
+      </w:pPr>
+      <w:r>
+        <w:rPr>
+          <w:rFonts w:ascii="Calibri" w:hAnsi="Calibri" w:cs="Calibri"/>
+          <w:b/>
+          <w:i w:val="0"/>
+          <w:color w:val="0F766E"/>
+          <w:sz w:val="24"/>
+        </w:rPr>
         <w:t>DOG GROOMER (PELUQUERO CANINO)</w:t>
       </w:r>
     </w:p>
     <w:p>
       <w:pPr>
-        <w:spacing w:before="0" w:after="200"/>
+        <w:spacing w:after="200"/>
         <w:pBdr>
-          <w:bottom w:val="single" w:sz="10" w:space="1" w:color="0F766E"/>
+          <w:bottom w:val="single" w:sz="8" w:space="1" w:color="0F766E"/>
         </w:pBdr>
       </w:pPr>
     </w:p>
@@ -181,7 +195,7 @@
           <w:color w:val="0F766E"/>
           <w:sz w:val="22"/>
         </w:rPr>
-        <w:t>1.  IDENTIFICACIÓN DEL CARGO</w:t>
+        <w:t>1. IDENTIFICACIÓN DEL CARGO</w:t>
       </w:r>
     </w:p>
     <w:tbl>
@@ -192,13 +206,15 @@
         <w:tblLook w:firstColumn="1" w:firstRow="1" w:lastColumn="0" w:lastRow="0" w:noHBand="0" w:noVBand="1" w:val="04A0"/>
       </w:tblPr>
       <w:tblGrid>
-        <w:gridCol w:w="3118"/>
-        <w:gridCol w:w="6293"/>
+        <w:gridCol w:w="1984"/>
+        <w:gridCol w:w="2835"/>
+        <w:gridCol w:w="1984"/>
+        <w:gridCol w:w="2835"/>
       </w:tblGrid>
       <w:tr>
         <w:tc>
           <w:tcPr>
-            <w:tcW w:type="dxa" w:w="3118"/>
+            <w:tcW w:type="dxa" w:w="1984"/>
             <w:vAlign w:val="center"/>
             <w:shd w:val="clear" w:color="auto" w:fill="E2E8F0"/>
             <w:tcBorders>
@@ -228,13 +244,13 @@
                 <w:color w:val="0F766E"/>
                 <w:sz w:val="18"/>
               </w:rPr>
-              <w:t>Título del cargo</w:t>
+              <w:t>Título del cargo:</w:t>
             </w:r>
           </w:p>
         </w:tc>
         <w:tc>
           <w:tcPr>
-            <w:tcW w:type="dxa" w:w="6293"/>
+            <w:tcW w:type="dxa" w:w="2835"/>
             <w:vAlign w:val="center"/>
             <w:shd w:val="clear" w:color="auto" w:fill="FFFFFF"/>
             <w:tcBorders>
@@ -261,18 +277,15 @@
                 <w:rFonts w:ascii="Calibri" w:hAnsi="Calibri" w:cs="Calibri"/>
                 <w:b w:val="0"/>
                 <w:i w:val="0"/>
-                <w:color w:val="111827"/>
                 <w:sz w:val="18"/>
               </w:rPr>
               <w:t>DOG GROOMER (PELUQUERO CANINO)</w:t>
             </w:r>
           </w:p>
         </w:tc>
-      </w:tr>
-      <w:tr>
         <w:tc>
           <w:tcPr>
-            <w:tcW w:type="dxa" w:w="3118"/>
+            <w:tcW w:type="dxa" w:w="1984"/>
             <w:vAlign w:val="center"/>
             <w:shd w:val="clear" w:color="auto" w:fill="E2E8F0"/>
             <w:tcBorders>
@@ -302,15 +315,15 @@
                 <w:color w:val="0F766E"/>
                 <w:sz w:val="18"/>
               </w:rPr>
-              <w:t>Departamento</w:t>
+              <w:t>Nivel jerárquico:</w:t>
             </w:r>
           </w:p>
         </w:tc>
         <w:tc>
           <w:tcPr>
-            <w:tcW w:type="dxa" w:w="6293"/>
+            <w:tcW w:type="dxa" w:w="2835"/>
             <w:vAlign w:val="center"/>
-            <w:shd w:val="clear" w:color="auto" w:fill="F3F4F6"/>
+            <w:shd w:val="clear" w:color="auto" w:fill="FFFFFF"/>
             <w:tcBorders>
               <w:top w:val="single" w:sz="4" w:space="0" w:color="CBD5E1"/>
               <w:left w:val="single" w:sz="4" w:space="0" w:color="CBD5E1"/>
@@ -335,10 +348,9 @@
                 <w:rFonts w:ascii="Calibri" w:hAnsi="Calibri" w:cs="Calibri"/>
                 <w:b w:val="0"/>
                 <w:i w:val="0"/>
-                <w:color w:val="111827"/>
                 <w:sz w:val="18"/>
               </w:rPr>
-              <w:t>Peluquería Canina</w:t>
+              <w:t>Técnico especializado</w:t>
             </w:r>
           </w:p>
         </w:tc>
@@ -346,7 +358,7 @@
       <w:tr>
         <w:tc>
           <w:tcPr>
-            <w:tcW w:type="dxa" w:w="3118"/>
+            <w:tcW w:type="dxa" w:w="1984"/>
             <w:vAlign w:val="center"/>
             <w:shd w:val="clear" w:color="auto" w:fill="E2E8F0"/>
             <w:tcBorders>
@@ -376,13 +388,13 @@
                 <w:color w:val="0F766E"/>
                 <w:sz w:val="18"/>
               </w:rPr>
-              <w:t>Reporta a</w:t>
+              <w:t>Departamento / Área:</w:t>
             </w:r>
           </w:p>
         </w:tc>
         <w:tc>
           <w:tcPr>
-            <w:tcW w:type="dxa" w:w="6293"/>
+            <w:tcW w:type="dxa" w:w="2835"/>
             <w:vAlign w:val="center"/>
             <w:shd w:val="clear" w:color="auto" w:fill="FFFFFF"/>
             <w:tcBorders>
@@ -409,18 +421,15 @@
                 <w:rFonts w:ascii="Calibri" w:hAnsi="Calibri" w:cs="Calibri"/>
                 <w:b w:val="0"/>
                 <w:i w:val="0"/>
-                <w:color w:val="111827"/>
                 <w:sz w:val="18"/>
               </w:rPr>
-              <w:t>Encargado(a) de Clínica / Gerente General</w:t>
+              <w:t>Peluquería Canina</w:t>
             </w:r>
           </w:p>
         </w:tc>
-      </w:tr>
-      <w:tr>
         <w:tc>
           <w:tcPr>
-            <w:tcW w:type="dxa" w:w="3118"/>
+            <w:tcW w:type="dxa" w:w="1984"/>
             <w:vAlign w:val="center"/>
             <w:shd w:val="clear" w:color="auto" w:fill="E2E8F0"/>
             <w:tcBorders>
@@ -450,15 +459,15 @@
                 <w:color w:val="0F766E"/>
                 <w:sz w:val="18"/>
               </w:rPr>
-              <w:t>Supervisa a</w:t>
+              <w:t>Tipo de contrato:</w:t>
             </w:r>
           </w:p>
         </w:tc>
         <w:tc>
           <w:tcPr>
-            <w:tcW w:type="dxa" w:w="6293"/>
+            <w:tcW w:type="dxa" w:w="2835"/>
             <w:vAlign w:val="center"/>
-            <w:shd w:val="clear" w:color="auto" w:fill="F3F4F6"/>
+            <w:shd w:val="clear" w:color="auto" w:fill="FFFFFF"/>
             <w:tcBorders>
               <w:top w:val="single" w:sz="4" w:space="0" w:color="CBD5E1"/>
               <w:left w:val="single" w:sz="4" w:space="0" w:color="CBD5E1"/>
@@ -483,10 +492,9 @@
                 <w:rFonts w:ascii="Calibri" w:hAnsi="Calibri" w:cs="Calibri"/>
                 <w:b w:val="0"/>
                 <w:i w:val="0"/>
-                <w:color w:val="111827"/>
                 <w:sz w:val="18"/>
               </w:rPr>
-              <w:t>No aplica — personal operativo especializado</w:t>
+              <w:t>Tiempo indeterminado (LOTTT art. 65) — período de prueba 30 días</w:t>
             </w:r>
           </w:p>
         </w:tc>
@@ -494,7 +502,7 @@
       <w:tr>
         <w:tc>
           <w:tcPr>
-            <w:tcW w:type="dxa" w:w="3118"/>
+            <w:tcW w:type="dxa" w:w="1984"/>
             <w:vAlign w:val="center"/>
             <w:shd w:val="clear" w:color="auto" w:fill="E2E8F0"/>
             <w:tcBorders>
@@ -524,13 +532,13 @@
                 <w:color w:val="0F766E"/>
                 <w:sz w:val="18"/>
               </w:rPr>
-              <w:t>Nivel jerárquico</w:t>
+              <w:t>Reporta a:</w:t>
             </w:r>
           </w:p>
         </w:tc>
         <w:tc>
           <w:tcPr>
-            <w:tcW w:type="dxa" w:w="6293"/>
+            <w:tcW w:type="dxa" w:w="2835"/>
             <w:vAlign w:val="center"/>
             <w:shd w:val="clear" w:color="auto" w:fill="FFFFFF"/>
             <w:tcBorders>
@@ -557,18 +565,15 @@
                 <w:rFonts w:ascii="Calibri" w:hAnsi="Calibri" w:cs="Calibri"/>
                 <w:b w:val="0"/>
                 <w:i w:val="0"/>
-                <w:color w:val="111827"/>
                 <w:sz w:val="18"/>
               </w:rPr>
-              <w:t>Técnico especializado — Nivel 3</w:t>
+              <w:t>Encargado(a) de Tienda / Gerente General</w:t>
             </w:r>
           </w:p>
         </w:tc>
-      </w:tr>
-      <w:tr>
         <w:tc>
           <w:tcPr>
-            <w:tcW w:type="dxa" w:w="3118"/>
+            <w:tcW w:type="dxa" w:w="1984"/>
             <w:vAlign w:val="center"/>
             <w:shd w:val="clear" w:color="auto" w:fill="E2E8F0"/>
             <w:tcBorders>
@@ -598,15 +603,15 @@
                 <w:color w:val="0F766E"/>
                 <w:sz w:val="18"/>
               </w:rPr>
-              <w:t>Tipo de contrato</w:t>
+              <w:t>Supervisa a:</w:t>
             </w:r>
           </w:p>
         </w:tc>
         <w:tc>
           <w:tcPr>
-            <w:tcW w:type="dxa" w:w="6293"/>
+            <w:tcW w:type="dxa" w:w="2835"/>
             <w:vAlign w:val="center"/>
-            <w:shd w:val="clear" w:color="auto" w:fill="F3F4F6"/>
+            <w:shd w:val="clear" w:color="auto" w:fill="FFFFFF"/>
             <w:tcBorders>
               <w:top w:val="single" w:sz="4" w:space="0" w:color="CBD5E1"/>
               <w:left w:val="single" w:sz="4" w:space="0" w:color="CBD5E1"/>
@@ -631,18 +636,105 @@
                 <w:rFonts w:ascii="Calibri" w:hAnsi="Calibri" w:cs="Calibri"/>
                 <w:b w:val="0"/>
                 <w:i w:val="0"/>
-                <w:color w:val="111827"/>
                 <w:sz w:val="18"/>
               </w:rPr>
-              <w:t>Tiempo indeterminado (LOTTT art. 65) — período de prueba 30 días</w:t>
+              <w:t>Nadie directamente</w:t>
             </w:r>
+          </w:p>
+        </w:tc>
+      </w:tr>
+      <w:tr>
+        <w:tc>
+          <w:tcPr>
+            <w:tcW w:type="dxa" w:w="1984"/>
+            <w:vAlign w:val="center"/>
+            <w:shd w:val="clear" w:color="auto" w:fill="E2E8F0"/>
+            <w:tcBorders>
+              <w:top w:val="single" w:sz="4" w:space="0" w:color="CBD5E1"/>
+              <w:left w:val="single" w:sz="4" w:space="0" w:color="CBD5E1"/>
+              <w:bottom w:val="single" w:sz="4" w:space="0" w:color="CBD5E1"/>
+              <w:right w:val="single" w:sz="4" w:space="0" w:color="CBD5E1"/>
+            </w:tcBorders>
+            <w:tcMar>
+              <w:top w:w="80" w:type="dxa"/>
+              <w:bottom w:w="80" w:type="dxa"/>
+              <w:left w:w="120" w:type="dxa"/>
+              <w:right w:w="120" w:type="dxa"/>
+            </w:tcMar>
+          </w:tcPr>
+          <w:p>
+            <w:pPr>
+              <w:spacing w:before="0" w:after="0" w:line="288" w:lineRule="auto"/>
+              <w:jc w:val="left"/>
+            </w:pPr>
+            <w:r/>
+            <w:r>
+              <w:rPr>
+                <w:rFonts w:ascii="Calibri" w:hAnsi="Calibri" w:cs="Calibri"/>
+                <w:b/>
+                <w:i w:val="0"/>
+                <w:color w:val="0F766E"/>
+                <w:sz w:val="18"/>
+              </w:rPr>
+              <w:t>Cargo:</w:t>
+            </w:r>
+          </w:p>
+        </w:tc>
+        <w:tc>
+          <w:tcPr>
+            <w:tcW w:type="dxa" w:w="2835"/>
+            <w:vAlign w:val="center"/>
+            <w:shd w:val="clear" w:color="auto" w:fill="FFFFFF"/>
+            <w:tcBorders>
+              <w:top w:val="single" w:sz="4" w:space="0" w:color="CBD5E1"/>
+              <w:left w:val="single" w:sz="4" w:space="0" w:color="CBD5E1"/>
+              <w:bottom w:val="single" w:sz="4" w:space="0" w:color="CBD5E1"/>
+              <w:right w:val="single" w:sz="4" w:space="0" w:color="CBD5E1"/>
+            </w:tcBorders>
+            <w:tcMar>
+              <w:top w:w="80" w:type="dxa"/>
+              <w:bottom w:w="80" w:type="dxa"/>
+              <w:left w:w="120" w:type="dxa"/>
+              <w:right w:w="120" w:type="dxa"/>
+            </w:tcMar>
+          </w:tcPr>
+          <w:p>
+            <w:pPr>
+              <w:spacing w:before="0" w:after="0" w:line="288" w:lineRule="auto"/>
+              <w:jc w:val="left"/>
+            </w:pPr>
+            <w:r/>
+            <w:r>
+              <w:rPr>
+                <w:rFonts w:ascii="Calibri" w:hAnsi="Calibri" w:cs="Calibri"/>
+                <w:b w:val="0"/>
+                <w:i w:val="0"/>
+                <w:sz w:val="18"/>
+              </w:rPr>
+              <w:t>Dog Groomer</w:t>
+            </w:r>
+          </w:p>
+        </w:tc>
+        <w:tc>
+          <w:tcPr>
+            <w:tcW w:type="dxa" w:w="4932"/>
+            <w:gridSpan w:val="2"/>
+            <w:tcBorders>
+              <w:top w:val="single" w:sz="0" w:space="0" w:color="FFFFFF"/>
+              <w:left w:val="single" w:sz="0" w:space="0" w:color="FFFFFF"/>
+              <w:bottom w:val="single" w:sz="0" w:space="0" w:color="FFFFFF"/>
+              <w:right w:val="single" w:sz="0" w:space="0" w:color="FFFFFF"/>
+            </w:tcBorders>
+          </w:tcPr>
+          <w:p>
+            <w:r/>
           </w:p>
         </w:tc>
       </w:tr>
     </w:tbl>
     <w:p>
       <w:pPr>
-        <w:spacing w:after="80"/>
+        <w:spacing w:after="160"/>
       </w:pPr>
     </w:p>
     <w:p>
@@ -659,12 +751,12 @@
           <w:color w:val="0F766E"/>
           <w:sz w:val="22"/>
         </w:rPr>
-        <w:t>2.  OBJETIVO GENERAL DEL CARGO</w:t>
+        <w:t>2. OBJETIVO GENERAL DEL CARGO</w:t>
       </w:r>
     </w:p>
     <w:p>
       <w:pPr>
-        <w:spacing w:before="0" w:after="120" w:line="312" w:lineRule="auto"/>
+        <w:spacing w:before="0" w:after="160" w:line="312" w:lineRule="auto"/>
         <w:jc w:val="both"/>
       </w:pPr>
       <w:r>
@@ -674,7 +766,7 @@
           <w:i w:val="0"/>
           <w:sz w:val="20"/>
         </w:rPr>
-        <w:t>Brindar servicios de peluquería, baño, corte y arreglo estético de mascotas — principalmente caninos y felinos — asegurando el bienestar animal, la seguridad del paciente y del personal, la calidad del servicio y el cumplimiento de los protocolos de bioseguridad NT-01-2008 y de manejo de residuos COVENIN 2747-93.</w:t>
+        <w:t>Realizar servicios de peluquería y estética canina y felina con técnicas profesionales, garantizando el bienestar de las mascotas, la satisfacción de los clientes y el cumplimiento de los protocolos de higiene, bioseguridad y manejo amigable de animales establecidos por la empresa.</w:t>
       </w:r>
     </w:p>
     <w:p>
@@ -691,12 +783,12 @@
           <w:color w:val="0F766E"/>
           <w:sz w:val="22"/>
         </w:rPr>
-        <w:t>3.  FUNCIONES ESPECÍFICAS</w:t>
+        <w:t>3. FUNCIONES ESPECÍFICAS</w:t>
       </w:r>
     </w:p>
     <w:p>
       <w:pPr>
-        <w:spacing w:before="0" w:after="80" w:line="312" w:lineRule="auto"/>
+        <w:spacing w:before="0" w:after="120" w:line="312" w:lineRule="auto"/>
         <w:jc w:val="both"/>
       </w:pPr>
       <w:r>
@@ -707,13 +799,13 @@
           <w:color w:val="556575"/>
           <w:sz w:val="20"/>
         </w:rPr>
-        <w:t>Las funciones del cargo se organizan por áreas de desempeño. Cada área agrupa las responsabilidades específicas que el(la) trabajador(a) deberá ejecutar durante su jornada laboral:</w:t>
+        <w:t>Sin perjuicio de las demás funciones que le asigne la empresa, el(la) Dog Groomer tendrá las siguientes funciones específicas, organizadas por área de actividad:</w:t>
       </w:r>
     </w:p>
     <w:p>
       <w:pPr>
         <w:keepNext/>
-        <w:spacing w:before="120" w:after="20"/>
+        <w:spacing w:before="120" w:after="40"/>
         <w:jc w:val="left"/>
       </w:pPr>
       <w:r>
@@ -724,7 +816,7 @@
           <w:color w:val="0F766E"/>
           <w:sz w:val="20"/>
         </w:rPr>
-        <w:t>Cortes y peluquería</w:t>
+        <w:t>▸ CORTES Y PELUQUERÍA</w:t>
       </w:r>
     </w:p>
     <w:p>
@@ -751,7 +843,7 @@
           <w:color w:val="111827"/>
           <w:sz w:val="20"/>
         </w:rPr>
-        <w:t>Realizar cortes de raza (poodle, schnauzer, yorkshire, shih tzu, terriers, etc.) y cortes higiénicos.</w:t>
+        <w:t>Cortes de raza y cortes higiénicos.</w:t>
       </w:r>
     </w:p>
     <w:p>
@@ -778,7 +870,7 @@
           <w:color w:val="111827"/>
           <w:sz w:val="20"/>
         </w:rPr>
-        <w:t>Aplicar técnicas de tijera, máquina y rastrillo según el tipo de pelo y la raza.</w:t>
+        <w:t>Técnicas de tijera, máquina y rastrillo según tipo de pelo y raza.</w:t>
       </w:r>
     </w:p>
     <w:p>
@@ -805,13 +897,13 @@
           <w:color w:val="111827"/>
           <w:sz w:val="20"/>
         </w:rPr>
-        <w:t>Asesorar al cliente sobre el corte más adecuado según el estilo de vida del animal.</w:t>
+        <w:t>Asesorar al cliente sobre el corte más adecuado.</w:t>
       </w:r>
     </w:p>
     <w:p>
       <w:pPr>
         <w:keepNext/>
-        <w:spacing w:before="120" w:after="20"/>
+        <w:spacing w:before="120" w:after="40"/>
         <w:jc w:val="left"/>
       </w:pPr>
       <w:r>
@@ -822,7 +914,7 @@
           <w:color w:val="0F766E"/>
           <w:sz w:val="20"/>
         </w:rPr>
-        <w:t>Baño y secado</w:t>
+        <w:t>▸ BAÑO Y SECADO</w:t>
       </w:r>
     </w:p>
     <w:p>
@@ -849,7 +941,7 @@
           <w:color w:val="111827"/>
           <w:sz w:val="20"/>
         </w:rPr>
-        <w:t>Bañar con champús y acondicionadores adecuados al tipo de piel y pelaje.</w:t>
+        <w:t>Bañar con champús y acondicionadores según tipo de piel y pelaje.</w:t>
       </w:r>
     </w:p>
     <w:p>
@@ -876,7 +968,7 @@
           <w:color w:val="111827"/>
           <w:sz w:val="20"/>
         </w:rPr>
-        <w:t>Aplicar tratamientos antipulgas y antiparasitarios tópicos según indicación.</w:t>
+        <w:t>Aplicar tratamientos antipulgas y antiparasitarios tópicos.</w:t>
       </w:r>
     </w:p>
     <w:p>
@@ -903,7 +995,7 @@
           <w:color w:val="111827"/>
           <w:sz w:val="20"/>
         </w:rPr>
-        <w:t>Secar con toalla y secador profesional, cepillando y desenredando el pelaje.</w:t>
+        <w:t>Secar con toalla y secador profesional, cepillar y desenredar.</w:t>
       </w:r>
     </w:p>
     <w:p>
@@ -930,13 +1022,13 @@
           <w:color w:val="111827"/>
           <w:sz w:val="20"/>
         </w:rPr>
-        <w:t>Limpiar oídos y cortar uñas con técnica segura.</w:t>
+        <w:t>Limpiar oídos y cortar uñas.</w:t>
       </w:r>
     </w:p>
     <w:p>
       <w:pPr>
         <w:keepNext/>
-        <w:spacing w:before="120" w:after="20"/>
+        <w:spacing w:before="120" w:after="40"/>
         <w:jc w:val="left"/>
       </w:pPr>
       <w:r>
@@ -947,7 +1039,7 @@
           <w:color w:val="0F766E"/>
           <w:sz w:val="20"/>
         </w:rPr>
-        <w:t>Higiene complementaria</w:t>
+        <w:t>▸ HIGIENE COMPLEMENTARIA</w:t>
       </w:r>
     </w:p>
     <w:p>
@@ -974,7 +1066,24 @@
           <w:color w:val="111827"/>
           <w:sz w:val="20"/>
         </w:rPr>
-        <w:t>Limpieza de glándulas anales (bajo indicación del médico veterinario).</w:t>
+        <w:t>Perfumes, laqueado y terminaciones estéticas.</w:t>
+      </w:r>
+    </w:p>
+    <w:p>
+      <w:pPr>
+        <w:keepNext/>
+        <w:spacing w:before="120" w:after="40"/>
+        <w:jc w:val="left"/>
+      </w:pPr>
+      <w:r>
+        <w:rPr>
+          <w:rFonts w:ascii="Calibri" w:hAnsi="Calibri" w:cs="Calibri"/>
+          <w:b/>
+          <w:i w:val="0"/>
+          <w:color w:val="0F766E"/>
+          <w:sz w:val="20"/>
+        </w:rPr>
+        <w:t>▸ EVALUACIÓN Y MANEJO ANIMAL</w:t>
       </w:r>
     </w:p>
     <w:p>
@@ -1001,7 +1110,7 @@
           <w:color w:val="111827"/>
           <w:sz w:val="20"/>
         </w:rPr>
-        <w:t>Limpieza dental básica con ultrasonido o cepillado.</w:t>
+        <w:t>Evaluar estado general del animal al ingreso.</w:t>
       </w:r>
     </w:p>
     <w:p>
@@ -1028,24 +1137,7 @@
           <w:color w:val="111827"/>
           <w:sz w:val="20"/>
         </w:rPr>
-        <w:t>Aplicación de perfumes, laqueado y terminaciones estéticas.</w:t>
-      </w:r>
-    </w:p>
-    <w:p>
-      <w:pPr>
-        <w:keepNext/>
-        <w:spacing w:before="120" w:after="20"/>
-        <w:jc w:val="left"/>
-      </w:pPr>
-      <w:r>
-        <w:rPr>
-          <w:rFonts w:ascii="Calibri" w:hAnsi="Calibri" w:cs="Calibri"/>
-          <w:b/>
-          <w:i w:val="0"/>
-          <w:color w:val="0F766E"/>
-          <w:sz w:val="20"/>
-        </w:rPr>
-        <w:t>Evaluación y manejo animal</w:t>
+        <w:t>Reportar al veterinario cualquier hallazgo anómalo.</w:t>
       </w:r>
     </w:p>
     <w:p>
@@ -1072,7 +1164,7 @@
           <w:color w:val="111827"/>
           <w:sz w:val="20"/>
         </w:rPr>
-        <w:t>Evaluar el estado general del animal al ingreso: piel, orejas, ojos, aparato locomotor, comportamiento.</w:t>
+        <w:t>Aplicar contención ética y manejo con refuerzo positivo.</w:t>
       </w:r>
     </w:p>
     <w:p>
@@ -1099,7 +1191,24 @@
           <w:color w:val="111827"/>
           <w:sz w:val="20"/>
         </w:rPr>
-        <w:t>Reportar al médico veterinario cualquier hallazgo anómalo (masas, dermatitis, otitis, cojeras).</w:t>
+        <w:t>Decidir si un animal no está en condiciones de ser atendido.</w:t>
+      </w:r>
+    </w:p>
+    <w:p>
+      <w:pPr>
+        <w:keepNext/>
+        <w:spacing w:before="120" w:after="40"/>
+        <w:jc w:val="left"/>
+      </w:pPr>
+      <w:r>
+        <w:rPr>
+          <w:rFonts w:ascii="Calibri" w:hAnsi="Calibri" w:cs="Calibri"/>
+          <w:b/>
+          <w:i w:val="0"/>
+          <w:color w:val="0F766E"/>
+          <w:sz w:val="20"/>
+        </w:rPr>
+        <w:t>▸ LIMPIEZA Y MANTENIMIENTO</w:t>
       </w:r>
     </w:p>
     <w:p>
@@ -1126,7 +1235,7 @@
           <w:color w:val="111827"/>
           <w:sz w:val="20"/>
         </w:rPr>
-        <w:t>Aplicar técnicas de contención y manejo ético (refuerzo positivo, bozal si es necesario).</w:t>
+        <w:t>Desinfectar bañera, mesa, jaulas, tijeras y máquinas entre pacientes.</w:t>
       </w:r>
     </w:p>
     <w:p>
@@ -1153,24 +1262,7 @@
           <w:color w:val="111827"/>
           <w:sz w:val="20"/>
         </w:rPr>
-        <w:t>Decidir si un animal no está en condiciones de ser peluqueado (agresividad, estrés, salud).</w:t>
-      </w:r>
-    </w:p>
-    <w:p>
-      <w:pPr>
-        <w:keepNext/>
-        <w:spacing w:before="120" w:after="20"/>
-        <w:jc w:val="left"/>
-      </w:pPr>
-      <w:r>
-        <w:rPr>
-          <w:rFonts w:ascii="Calibri" w:hAnsi="Calibri" w:cs="Calibri"/>
-          <w:b/>
-          <w:i w:val="0"/>
-          <w:color w:val="0F766E"/>
-          <w:sz w:val="20"/>
-        </w:rPr>
-        <w:t>Limpieza y mantenimiento de equipos</w:t>
+        <w:t>Segregar residuos conforme COVENIN 2747-93.</w:t>
       </w:r>
     </w:p>
     <w:p>
@@ -1197,7 +1289,45 @@
           <w:color w:val="111827"/>
           <w:sz w:val="20"/>
         </w:rPr>
-        <w:t>Desinfectar bañera, mesa de peluquería, jaulas, tijeras, máquinas y cepillos entre pacientes (NT-01-2008).</w:t>
+        <w:t>Mantener equipos en buen estado y reportar fallas.</w:t>
+      </w:r>
+    </w:p>
+    <w:p>
+      <w:pPr>
+        <w:spacing w:after="120"/>
+      </w:pPr>
+    </w:p>
+    <w:p>
+      <w:pPr>
+        <w:keepNext/>
+        <w:spacing w:before="120" w:after="40"/>
+        <w:jc w:val="left"/>
+      </w:pPr>
+      <w:r>
+        <w:rPr>
+          <w:rFonts w:ascii="Calibri" w:hAnsi="Calibri" w:cs="Calibri"/>
+          <w:b/>
+          <w:i w:val="0"/>
+          <w:color w:val="0F766E"/>
+          <w:sz w:val="22"/>
+        </w:rPr>
+        <w:t>4. COMPETENCIAS Y REQUISITOS DEL CARGO</w:t>
+      </w:r>
+    </w:p>
+    <w:p>
+      <w:pPr>
+        <w:spacing w:before="0" w:after="80" w:line="312" w:lineRule="auto"/>
+        <w:jc w:val="both"/>
+      </w:pPr>
+      <w:r>
+        <w:rPr>
+          <w:rFonts w:ascii="Calibri" w:hAnsi="Calibri" w:cs="Calibri"/>
+          <w:b/>
+          <w:i w:val="0"/>
+          <w:color w:val="0F766E"/>
+          <w:sz w:val="20"/>
+        </w:rPr>
+        <w:t>Competencias técnicas y profesionales:</w:t>
       </w:r>
     </w:p>
     <w:p>
@@ -1224,7 +1354,7 @@
           <w:color w:val="111827"/>
           <w:sz w:val="20"/>
         </w:rPr>
-        <w:t>Segregar pelos, residuos y material biológico en bolsas conforme COVENIN 2747-93.</w:t>
+        <w:t>Formación o certificación en peluquería canina / dog grooming.</w:t>
       </w:r>
     </w:p>
     <w:p>
@@ -1251,7 +1381,7 @@
           <w:color w:val="111827"/>
           <w:sz w:val="20"/>
         </w:rPr>
-        <w:t>Mantener secadores, máquinas y cuchillas en buen estado, con afilado periódico.</w:t>
+        <w:t>Experiencia mínima de 1 año como dog groomer (preferible).</w:t>
       </w:r>
     </w:p>
     <w:p>
@@ -1278,41 +1408,7 @@
           <w:color w:val="111827"/>
           <w:sz w:val="20"/>
         </w:rPr>
-        <w:t>Reportar fallas técnicas al Encargado de Clínica.</w:t>
-      </w:r>
-    </w:p>
-    <w:p>
-      <w:pPr>
-        <w:keepNext/>
-        <w:spacing w:before="120" w:after="40"/>
-        <w:jc w:val="left"/>
-      </w:pPr>
-      <w:r>
-        <w:rPr>
-          <w:rFonts w:ascii="Calibri" w:hAnsi="Calibri" w:cs="Calibri"/>
-          <w:b/>
-          <w:i w:val="0"/>
-          <w:color w:val="0F766E"/>
-          <w:sz w:val="22"/>
-        </w:rPr>
-        <w:t>4.  COMPETENCIAS Y REQUISITOS</w:t>
-      </w:r>
-    </w:p>
-    <w:p>
-      <w:pPr>
-        <w:keepNext/>
-        <w:spacing w:before="120" w:after="40"/>
-        <w:jc w:val="left"/>
-      </w:pPr>
-      <w:r>
-        <w:rPr>
-          <w:rFonts w:ascii="Calibri" w:hAnsi="Calibri" w:cs="Calibri"/>
-          <w:b/>
-          <w:i w:val="0"/>
-          <w:color w:val="0F766E"/>
-          <w:sz w:val="22"/>
-        </w:rPr>
-        <w:t>Competencias técnicas</w:t>
+        <w:t>Conocimiento de técnicas de corte por raza (poodle, schnauzer, shih tzu, etc.).</w:t>
       </w:r>
     </w:p>
     <w:p>
@@ -1339,7 +1435,7 @@
           <w:color w:val="111827"/>
           <w:sz w:val="20"/>
         </w:rPr>
-        <w:t>Técnicas de corte por raza y corte higiénico (máquina, tijera, rastrillo).</w:t>
+        <w:t>Manejo de herramientas: cuchillas, tijeras, máquinas eléctricas, secadores.</w:t>
       </w:r>
     </w:p>
     <w:p>
@@ -1366,7 +1462,7 @@
           <w:color w:val="111827"/>
           <w:sz w:val="20"/>
         </w:rPr>
-        <w:t>Manejo y contención ética de caninos y felinos.</w:t>
+        <w:t>Conocimiento de productos de higiene y cosmética veterinaria.</w:t>
       </w:r>
     </w:p>
     <w:p>
@@ -1393,7 +1489,28 @@
           <w:color w:val="111827"/>
           <w:sz w:val="20"/>
         </w:rPr>
-        <w:t>Conocimiento de tipos de piel, pelaje y dermatología básica veterinaria.</w:t>
+        <w:t>Capacitación en manejo y contención de animales.</w:t>
+      </w:r>
+    </w:p>
+    <w:p>
+      <w:pPr>
+        <w:spacing w:after="80"/>
+      </w:pPr>
+    </w:p>
+    <w:p>
+      <w:pPr>
+        <w:spacing w:before="0" w:after="80" w:line="312" w:lineRule="auto"/>
+        <w:jc w:val="both"/>
+      </w:pPr>
+      <w:r>
+        <w:rPr>
+          <w:rFonts w:ascii="Calibri" w:hAnsi="Calibri" w:cs="Calibri"/>
+          <w:b/>
+          <w:i w:val="0"/>
+          <w:color w:val="0F766E"/>
+          <w:sz w:val="20"/>
+        </w:rPr>
+        <w:t>Competencias blandas / actitudinales:</w:t>
       </w:r>
     </w:p>
     <w:p>
@@ -1420,7 +1537,7 @@
           <w:color w:val="111827"/>
           <w:sz w:val="20"/>
         </w:rPr>
-        <w:t>Operación de secadores profesionales, máquinas y bañeras.</w:t>
+        <w:t>Paciencia y empatía con animales.</w:t>
       </w:r>
     </w:p>
     <w:p>
@@ -1447,24 +1564,7 @@
           <w:color w:val="111827"/>
           <w:sz w:val="20"/>
         </w:rPr>
-        <w:t>Protocolos de bioseguridad NT-01-2008 y manejo de residuos.</w:t>
-      </w:r>
-    </w:p>
-    <w:p>
-      <w:pPr>
-        <w:keepNext/>
-        <w:spacing w:before="120" w:after="40"/>
-        <w:jc w:val="left"/>
-      </w:pPr>
-      <w:r>
-        <w:rPr>
-          <w:rFonts w:ascii="Calibri" w:hAnsi="Calibri" w:cs="Calibri"/>
-          <w:b/>
-          <w:i w:val="0"/>
-          <w:color w:val="0F766E"/>
-          <w:sz w:val="22"/>
-        </w:rPr>
-        <w:t>Competencias blandas (actitudinales)</w:t>
+        <w:t>Capacidad de lectura del lenguaje corporal canino/felino.</w:t>
       </w:r>
     </w:p>
     <w:p>
@@ -1491,7 +1591,7 @@
           <w:color w:val="111827"/>
           <w:sz w:val="20"/>
         </w:rPr>
-        <w:t>Paciencia y empatía con los animales.</w:t>
+        <w:t>Atención al detalle estético.</w:t>
       </w:r>
     </w:p>
     <w:p>
@@ -1518,7 +1618,7 @@
           <w:color w:val="111827"/>
           <w:sz w:val="20"/>
         </w:rPr>
-        <w:t>Trato cordial con los clientes.</w:t>
+        <w:t>Comunicación cordial con propietarios.</w:t>
       </w:r>
     </w:p>
     <w:p>
@@ -1545,7 +1645,28 @@
           <w:color w:val="111827"/>
           <w:sz w:val="20"/>
         </w:rPr>
-        <w:t>Capacidad de observación y atención al detalle estético.</w:t>
+        <w:t>Cuidado y respeto por el bienestar animal.</w:t>
+      </w:r>
+    </w:p>
+    <w:p>
+      <w:pPr>
+        <w:spacing w:after="80"/>
+      </w:pPr>
+    </w:p>
+    <w:p>
+      <w:pPr>
+        <w:spacing w:before="0" w:after="80" w:line="312" w:lineRule="auto"/>
+        <w:jc w:val="both"/>
+      </w:pPr>
+      <w:r>
+        <w:rPr>
+          <w:rFonts w:ascii="Calibri" w:hAnsi="Calibri" w:cs="Calibri"/>
+          <w:b/>
+          <w:i w:val="0"/>
+          <w:color w:val="0F766E"/>
+          <w:sz w:val="20"/>
+        </w:rPr>
+        <w:t>Requisitos académicos y legales:</w:t>
       </w:r>
     </w:p>
     <w:p>
@@ -1572,7 +1693,7 @@
           <w:color w:val="111827"/>
           <w:sz w:val="20"/>
         </w:rPr>
-        <w:t>Calma y manejo de animales estresados o agresivos.</w:t>
+        <w:t>Cédula de identidad venezolana vigente.</w:t>
       </w:r>
     </w:p>
     <w:p>
@@ -1599,24 +1720,7 @@
           <w:color w:val="111827"/>
           <w:sz w:val="20"/>
         </w:rPr>
-        <w:t>Trabajo en equipo con el área clínica.</w:t>
-      </w:r>
-    </w:p>
-    <w:p>
-      <w:pPr>
-        <w:keepNext/>
-        <w:spacing w:before="120" w:after="40"/>
-        <w:jc w:val="left"/>
-      </w:pPr>
-      <w:r>
-        <w:rPr>
-          <w:rFonts w:ascii="Calibri" w:hAnsi="Calibri" w:cs="Calibri"/>
-          <w:b/>
-          <w:i w:val="0"/>
-          <w:color w:val="0F766E"/>
-          <w:sz w:val="22"/>
-        </w:rPr>
-        <w:t>Requisitos académicos y legales</w:t>
+        <w:t>Certificación o portafolio que acredite experiencia en dog grooming.</w:t>
       </w:r>
     </w:p>
     <w:p>
@@ -1643,7 +1747,7 @@
           <w:color w:val="111827"/>
           <w:sz w:val="20"/>
         </w:rPr>
-        <w:t>Curso certificado de Dog Groomer o peluquería canina (preferencial).</w:t>
+        <w:t>Vacuna antirrábica pre-exposición vigente.</w:t>
       </w:r>
     </w:p>
     <w:p>
@@ -1670,7 +1774,7 @@
           <w:color w:val="111827"/>
           <w:sz w:val="20"/>
         </w:rPr>
-        <w:t>Experiencia mínima de un (1) año como peluquero canino.</w:t>
+        <w:t>Sin antecedentes penales.</w:t>
       </w:r>
     </w:p>
     <w:p>
@@ -1697,7 +1801,44 @@
           <w:color w:val="111827"/>
           <w:sz w:val="20"/>
         </w:rPr>
-        <w:t>Curso básico de bioseguridad NT-01-2008 (preferencial).</w:t>
+        <w:t>Disponibilidad para fines de semana.</w:t>
+      </w:r>
+    </w:p>
+    <w:p>
+      <w:pPr>
+        <w:spacing w:after="160"/>
+      </w:pPr>
+    </w:p>
+    <w:p>
+      <w:pPr>
+        <w:keepNext/>
+        <w:spacing w:before="120" w:after="40"/>
+        <w:jc w:val="left"/>
+      </w:pPr>
+      <w:r>
+        <w:rPr>
+          <w:rFonts w:ascii="Calibri" w:hAnsi="Calibri" w:cs="Calibri"/>
+          <w:b/>
+          <w:i w:val="0"/>
+          <w:color w:val="0F766E"/>
+          <w:sz w:val="22"/>
+        </w:rPr>
+        <w:t>5. CONDICIONES DE TRABAJO Y RIESGOS</w:t>
+      </w:r>
+    </w:p>
+    <w:p>
+      <w:pPr>
+        <w:spacing w:before="0" w:after="80" w:line="312" w:lineRule="auto"/>
+        <w:jc w:val="both"/>
+      </w:pPr>
+      <w:r>
+        <w:rPr>
+          <w:rFonts w:ascii="Calibri" w:hAnsi="Calibri" w:cs="Calibri"/>
+          <w:b w:val="0"/>
+          <w:i w:val="0"/>
+          <w:sz w:val="20"/>
+        </w:rPr>
+        <w:t>El cargo se desempeña en condiciones que implican exposición a riesgos ocupacionales específicos, los cuales están detallados en la Notificación de Riesgos correspondiente, conforme al artículo 56 de la LOPCYMAT. Las condiciones generales son:</w:t>
       </w:r>
     </w:p>
     <w:p>
@@ -1719,36 +1860,13 @@
       <w:r>
         <w:rPr>
           <w:rFonts w:ascii="Calibri" w:hAnsi="Calibri" w:cs="Calibri"/>
-          <w:b w:val="0"/>
+          <w:b/>
           <w:i w:val="0"/>
           <w:color w:val="111827"/>
           <w:sz w:val="20"/>
         </w:rPr>
-        <w:t>Inscripción vigente en IVSS, FAOV, INCES y PMSSO.</w:t>
+        <w:t xml:space="preserve">Lugar de trabajo:  </w:t>
       </w:r>
-    </w:p>
-    <w:p>
-      <w:pPr>
-        <w:keepNext/>
-        <w:spacing w:before="120" w:after="40"/>
-        <w:jc w:val="left"/>
-      </w:pPr>
-      <w:r>
-        <w:rPr>
-          <w:rFonts w:ascii="Calibri" w:hAnsi="Calibri" w:cs="Calibri"/>
-          <w:b/>
-          <w:i w:val="0"/>
-          <w:color w:val="0F766E"/>
-          <w:sz w:val="22"/>
-        </w:rPr>
-        <w:t>5.  CONDICIONES DE TRABAJO Y RIESGOS</w:t>
-      </w:r>
-    </w:p>
-    <w:p>
-      <w:pPr>
-        <w:spacing w:before="40" w:after="40" w:line="312" w:lineRule="auto"/>
-        <w:jc w:val="both"/>
-      </w:pPr>
       <w:r>
         <w:rPr>
           <w:rFonts w:ascii="Calibri" w:hAnsi="Calibri" w:cs="Calibri"/>
@@ -1757,39 +1875,7 @@
           <w:color w:val="111827"/>
           <w:sz w:val="20"/>
         </w:rPr>
-        <w:t>Lugar de trabajo: Área de peluquería canina en la sede de Av. Francisco de Miranda, Local N° 1, Los Teques, Miranda. Incluye bañera, mesa de peluquería, jaulas de espera y depósito de insumos.</w:t>
-      </w:r>
-    </w:p>
-    <w:p>
-      <w:pPr>
-        <w:spacing w:before="0" w:after="40" w:line="312" w:lineRule="auto"/>
-        <w:jc w:val="both"/>
-      </w:pPr>
-      <w:r>
-        <w:rPr>
-          <w:rFonts w:ascii="Calibri" w:hAnsi="Calibri" w:cs="Calibri"/>
-          <w:b w:val="0"/>
-          <w:i w:val="0"/>
-          <w:color w:val="111827"/>
-          <w:sz w:val="20"/>
-        </w:rPr>
-        <w:t>Jornada: Jornada mixta de lunes a sábado, 44 horas semanales con un día libre rotativo (LOTTT art. 173). Posibilidad de jornada extendida en temporadas altas.</w:t>
-      </w:r>
-    </w:p>
-    <w:p>
-      <w:pPr>
-        <w:spacing w:before="80" w:after="20" w:line="312" w:lineRule="auto"/>
-        <w:jc w:val="both"/>
-      </w:pPr>
-      <w:r>
-        <w:rPr>
-          <w:rFonts w:ascii="Calibri" w:hAnsi="Calibri" w:cs="Calibri"/>
-          <w:b/>
-          <w:i w:val="0"/>
-          <w:color w:val="0F766E"/>
-          <w:sz w:val="20"/>
-        </w:rPr>
-        <w:t>Equipos de protección personal (EPP) obligatorios:</w:t>
+        <w:t>Área de peluquería canina de ALIKA PETS, Av. Francisco de Miranda, Los Teques.</w:t>
       </w:r>
     </w:p>
     <w:p>
@@ -1811,12 +1897,22 @@
       <w:r>
         <w:rPr>
           <w:rFonts w:ascii="Calibri" w:hAnsi="Calibri" w:cs="Calibri"/>
+          <w:b/>
+          <w:i w:val="0"/>
+          <w:color w:val="111827"/>
+          <w:sz w:val="20"/>
+        </w:rPr>
+        <w:t xml:space="preserve">Jornada:  </w:t>
+      </w:r>
+      <w:r>
+        <w:rPr>
+          <w:rFonts w:ascii="Calibri" w:hAnsi="Calibri" w:cs="Calibri"/>
           <w:b w:val="0"/>
           <w:i w:val="0"/>
           <w:color w:val="111827"/>
           <w:sz w:val="20"/>
         </w:rPr>
-        <w:t>Uniforme impermeable (delantal) y carné identificatorio.</w:t>
+        <w:t>Tiempo completo, 40 horas semanales, con turnos rotativos incluyendo fines de semana.</w:t>
       </w:r>
     </w:p>
     <w:p>
@@ -1838,12 +1934,22 @@
       <w:r>
         <w:rPr>
           <w:rFonts w:ascii="Calibri" w:hAnsi="Calibri" w:cs="Calibri"/>
+          <w:b/>
+          <w:i w:val="0"/>
+          <w:color w:val="111827"/>
+          <w:sz w:val="20"/>
+        </w:rPr>
+        <w:t xml:space="preserve">EPP obligatorio:  </w:t>
+      </w:r>
+      <w:r>
+        <w:rPr>
+          <w:rFonts w:ascii="Calibri" w:hAnsi="Calibri" w:cs="Calibri"/>
           <w:b w:val="0"/>
           <w:i w:val="0"/>
           <w:color w:val="111827"/>
           <w:sz w:val="20"/>
         </w:rPr>
-        <w:t>Guantes de nitrilo, mascarilla quirúrgica y gafas de protección.</w:t>
+        <w:t>Bata/gabacha impermeable, guantes de nitrilo, mascarilla quirúrgica o con filtro, gafas protectoras, botas cerradas antideslizantes e impermeables, tapones auditivos (uso prolongado de secadores).</w:t>
       </w:r>
     </w:p>
     <w:p>
@@ -1865,29 +1971,12 @@
       <w:r>
         <w:rPr>
           <w:rFonts w:ascii="Calibri" w:hAnsi="Calibri" w:cs="Calibri"/>
-          <w:b w:val="0"/>
+          <w:b/>
           <w:i w:val="0"/>
           <w:color w:val="111827"/>
           <w:sz w:val="20"/>
         </w:rPr>
-        <w:t>Calzado cerrado antideslizante y resistente al agua.</w:t>
-      </w:r>
-    </w:p>
-    <w:p>
-      <w:pPr>
-        <w:spacing w:after="40" w:line="300" w:lineRule="auto"/>
-        <w:ind w:left="340" w:hanging="227"/>
-        <w:jc w:val="both"/>
-      </w:pPr>
-      <w:r>
-        <w:rPr>
-          <w:rFonts w:ascii="Calibri" w:hAnsi="Calibri" w:cs="Calibri"/>
-          <w:b/>
-          <w:i w:val="0"/>
-          <w:color w:val="0F766E"/>
-          <w:sz w:val="20"/>
-        </w:rPr>
-        <w:t xml:space="preserve">•  </w:t>
+        <w:t xml:space="preserve">Riesgos principales:  </w:t>
       </w:r>
       <w:r>
         <w:rPr>
@@ -1897,219 +1986,19 @@
           <w:color w:val="111827"/>
           <w:sz w:val="20"/>
         </w:rPr>
-        <w:t>Delantal térmico y guantes térmicos para secado.</w:t>
+        <w:t>Mordeduras/arañazos, zoonosis cutáneas (tiña, sarna), cortes con herramientas, riesgo eléctrico en zona húmeda, posturas forzadas, asma/alergias por pelaje, dermatitis por humedad.</w:t>
       </w:r>
     </w:p>
     <w:p>
       <w:pPr>
-        <w:spacing w:after="40" w:line="300" w:lineRule="auto"/>
-        <w:ind w:left="340" w:hanging="227"/>
-        <w:jc w:val="both"/>
+        <w:spacing w:after="160"/>
       </w:pPr>
-      <w:r>
-        <w:rPr>
-          <w:rFonts w:ascii="Calibri" w:hAnsi="Calibri" w:cs="Calibri"/>
-          <w:b/>
-          <w:i w:val="0"/>
-          <w:color w:val="0F766E"/>
-          <w:sz w:val="20"/>
-        </w:rPr>
-        <w:t xml:space="preserve">•  </w:t>
-      </w:r>
-      <w:r>
-        <w:rPr>
-          <w:rFonts w:ascii="Calibri" w:hAnsi="Calibri" w:cs="Calibri"/>
-          <w:b w:val="0"/>
-          <w:i w:val="0"/>
-          <w:color w:val="111827"/>
-          <w:sz w:val="20"/>
-        </w:rPr>
-        <w:t>Tapones auditivos por exposición a secadores.</w:t>
-      </w:r>
     </w:p>
     <w:p>
       <w:pPr>
-        <w:spacing w:before="80" w:after="20" w:line="312" w:lineRule="auto"/>
-        <w:jc w:val="both"/>
-      </w:pPr>
-      <w:r>
-        <w:rPr>
-          <w:rFonts w:ascii="Calibri" w:hAnsi="Calibri" w:cs="Calibri"/>
-          <w:b/>
-          <w:i w:val="0"/>
-          <w:color w:val="0F766E"/>
-          <w:sz w:val="20"/>
-        </w:rPr>
-        <w:t>Riesgos principales del cargo:</w:t>
-      </w:r>
-    </w:p>
-    <w:p>
-      <w:pPr>
-        <w:spacing w:after="40" w:line="300" w:lineRule="auto"/>
-        <w:ind w:left="340" w:hanging="227"/>
-        <w:jc w:val="both"/>
-      </w:pPr>
-      <w:r>
-        <w:rPr>
-          <w:rFonts w:ascii="Calibri" w:hAnsi="Calibri" w:cs="Calibri"/>
-          <w:b/>
-          <w:i w:val="0"/>
-          <w:color w:val="0F766E"/>
-          <w:sz w:val="20"/>
-        </w:rPr>
-        <w:t xml:space="preserve">•  </w:t>
-      </w:r>
-      <w:r>
-        <w:rPr>
-          <w:rFonts w:ascii="Calibri" w:hAnsi="Calibri" w:cs="Calibri"/>
-          <w:b w:val="0"/>
-          <w:i w:val="0"/>
-          <w:color w:val="111827"/>
-          <w:sz w:val="20"/>
-        </w:rPr>
-        <w:t>Biológico por exposición a fluidos, pelos y zoonosis (tiña, sarna, leptospirosis).</w:t>
-      </w:r>
-    </w:p>
-    <w:p>
-      <w:pPr>
-        <w:spacing w:after="40" w:line="300" w:lineRule="auto"/>
-        <w:ind w:left="340" w:hanging="227"/>
-        <w:jc w:val="both"/>
-      </w:pPr>
-      <w:r>
-        <w:rPr>
-          <w:rFonts w:ascii="Calibri" w:hAnsi="Calibri" w:cs="Calibri"/>
-          <w:b/>
-          <w:i w:val="0"/>
-          <w:color w:val="0F766E"/>
-          <w:sz w:val="20"/>
-        </w:rPr>
-        <w:t xml:space="preserve">•  </w:t>
-      </w:r>
-      <w:r>
-        <w:rPr>
-          <w:rFonts w:ascii="Calibri" w:hAnsi="Calibri" w:cs="Calibri"/>
-          <w:b w:val="0"/>
-          <w:i w:val="0"/>
-          <w:color w:val="111827"/>
-          <w:sz w:val="20"/>
-        </w:rPr>
-        <w:t>Por mordedura, arañazo o patada de animales (Protocolo de Mordeduras/Zoonosis).</w:t>
-      </w:r>
-    </w:p>
-    <w:p>
-      <w:pPr>
-        <w:spacing w:after="40" w:line="300" w:lineRule="auto"/>
-        <w:ind w:left="340" w:hanging="227"/>
-        <w:jc w:val="both"/>
-      </w:pPr>
-      <w:r>
-        <w:rPr>
-          <w:rFonts w:ascii="Calibri" w:hAnsi="Calibri" w:cs="Calibri"/>
-          <w:b/>
-          <w:i w:val="0"/>
-          <w:color w:val="0F766E"/>
-          <w:sz w:val="20"/>
-        </w:rPr>
-        <w:t xml:space="preserve">•  </w:t>
-      </w:r>
-      <w:r>
-        <w:rPr>
-          <w:rFonts w:ascii="Calibri" w:hAnsi="Calibri" w:cs="Calibri"/>
-          <w:b w:val="0"/>
-          <w:i w:val="0"/>
-          <w:color w:val="111827"/>
-          <w:sz w:val="20"/>
-        </w:rPr>
-        <w:t>Ergonómico por levantamiento de animales, posturas prolongadas y movimientos repetitivos.</w:t>
-      </w:r>
-    </w:p>
-    <w:p>
-      <w:pPr>
-        <w:spacing w:after="40" w:line="300" w:lineRule="auto"/>
-        <w:ind w:left="340" w:hanging="227"/>
-        <w:jc w:val="both"/>
-      </w:pPr>
-      <w:r>
-        <w:rPr>
-          <w:rFonts w:ascii="Calibri" w:hAnsi="Calibri" w:cs="Calibri"/>
-          <w:b/>
-          <w:i w:val="0"/>
-          <w:color w:val="0F766E"/>
-          <w:sz w:val="20"/>
-        </w:rPr>
-        <w:t xml:space="preserve">•  </w:t>
-      </w:r>
-      <w:r>
-        <w:rPr>
-          <w:rFonts w:ascii="Calibri" w:hAnsi="Calibri" w:cs="Calibri"/>
-          <w:b w:val="0"/>
-          <w:i w:val="0"/>
-          <w:color w:val="111827"/>
-          <w:sz w:val="20"/>
-        </w:rPr>
-        <w:t>Eléctrico por uso de secadores y máquinas en ambiente húmedo.</w:t>
-      </w:r>
-    </w:p>
-    <w:p>
-      <w:pPr>
-        <w:spacing w:after="40" w:line="300" w:lineRule="auto"/>
-        <w:ind w:left="340" w:hanging="227"/>
-        <w:jc w:val="both"/>
-      </w:pPr>
-      <w:r>
-        <w:rPr>
-          <w:rFonts w:ascii="Calibri" w:hAnsi="Calibri" w:cs="Calibri"/>
-          <w:b/>
-          <w:i w:val="0"/>
-          <w:color w:val="0F766E"/>
-          <w:sz w:val="20"/>
-        </w:rPr>
-        <w:t xml:space="preserve">•  </w:t>
-      </w:r>
-      <w:r>
-        <w:rPr>
-          <w:rFonts w:ascii="Calibri" w:hAnsi="Calibri" w:cs="Calibri"/>
-          <w:b w:val="0"/>
-          <w:i w:val="0"/>
-          <w:color w:val="111827"/>
-          <w:sz w:val="20"/>
-        </w:rPr>
-        <w:t>Acústico por exposición a secadores y ladridos.</w:t>
-      </w:r>
-    </w:p>
-    <w:p>
-      <w:pPr>
-        <w:spacing w:after="40" w:line="300" w:lineRule="auto"/>
-        <w:ind w:left="340" w:hanging="227"/>
-        <w:jc w:val="both"/>
-      </w:pPr>
-      <w:r>
-        <w:rPr>
-          <w:rFonts w:ascii="Calibri" w:hAnsi="Calibri" w:cs="Calibri"/>
-          <w:b/>
-          <w:i w:val="0"/>
-          <w:color w:val="0F766E"/>
-          <w:sz w:val="20"/>
-        </w:rPr>
-        <w:t xml:space="preserve">•  </w:t>
-      </w:r>
-      <w:r>
-        <w:rPr>
-          <w:rFonts w:ascii="Calibri" w:hAnsi="Calibri" w:cs="Calibri"/>
-          <w:b w:val="0"/>
-          <w:i w:val="0"/>
-          <w:color w:val="111827"/>
-          <w:sz w:val="20"/>
-        </w:rPr>
-        <w:t>Químico por champús, antiparasitarios y desinfectantes.</w:t>
-      </w:r>
-    </w:p>
-    <w:p>
-      <w:pPr>
-        <w:spacing w:before="160" w:after="120"/>
+        <w:spacing w:before="200" w:after="120"/>
         <w:pBdr>
-          <w:bottom w:val="single" w:sz="8" w:space="1" w:color="0F766E"/>
+          <w:bottom w:val="single" w:sz="6" w:space="1" w:color="0F766E"/>
         </w:pBdr>
       </w:pPr>
     </w:p>
@@ -2127,12 +2016,12 @@
           <w:color w:val="0F766E"/>
           <w:sz w:val="22"/>
         </w:rPr>
-        <w:t>CARTA DE RECEPCIÓN Y ACEPTACIÓN</w:t>
+        <w:t>CARTA DE RECEPCIÓN DE LA DESCRIPCIÓN DE CARGO</w:t>
       </w:r>
     </w:p>
     <w:p>
       <w:pPr>
-        <w:spacing w:before="0" w:after="80" w:line="312" w:lineRule="auto"/>
+        <w:spacing w:before="0" w:after="120" w:line="312" w:lineRule="auto"/>
         <w:jc w:val="both"/>
       </w:pPr>
       <w:r>
@@ -2179,7 +2068,7 @@
           <w:color w:val="111827"/>
           <w:sz w:val="20"/>
         </w:rPr>
-        <w:t>He recibido copia íntegra y legible del documento titulado «Descripción de Cargo — DOG GROOMER (PELUQUERO CANINO)», así como las explicaciones verbales necesarias para su correcta comprensión.</w:t>
+        <w:t>He recibido copia íntegra y legible de la Descripción de Cargo correspondiente a mi posición, así como las explicaciones verbales necesarias para su correcta comprensión.</w:t>
       </w:r>
     </w:p>
     <w:p>
@@ -2216,7 +2105,7 @@
           <w:color w:val="111827"/>
           <w:sz w:val="20"/>
         </w:rPr>
-        <w:t>He leído en su totalidad el contenido del mencionado documento, comprendo mis funciones, responsabilidades, competencias y condiciones de trabajo, y me comprometo a cumplirlas fielmente durante toda la vigencia de mi relación laboral con la empresa.</w:t>
+        <w:t>He leído en su totalidad el contenido del mencionado documento, comprendo las funciones, deberes y responsabilidades asignadas a mi cargo, y me comprometo a cumplirlas fielmente durante toda la vigencia de mi relación laboral con la empresa.</w:t>
       </w:r>
     </w:p>
     <w:p>
@@ -2253,7 +2142,7 @@
           <w:color w:val="111827"/>
           <w:sz w:val="20"/>
         </w:rPr>
-        <w:t>Entiendo que el incumplimiento de las disposiciones aquí contenidas podrá dar lugar a las sanciones disciplinarias previstas en el Reglamento Interno de Trabajo y, según la gravedad, a la terminación de la relación laboral por causa justificada conforme al artículo 79 de la Ley Orgánica del Trabajo, los Trabajadores y las Trabajadoras (LOTTT).</w:t>
+        <w:t>Reconozco que las funciones aquí descritas me fueron suficientemente explicadas y notificadas por la empresa, conforme al artículo 26 de la Ley Orgánica del Trabajo, los Trabajadores y las Trabajadoras (LOTTT).</w:t>
       </w:r>
     </w:p>
     <w:p>
@@ -2290,7 +2179,7 @@
           <w:color w:val="111827"/>
           <w:sz w:val="20"/>
         </w:rPr>
-        <w:t>Acepto que la presente firma constituye prueba fehaciente de la entrega y recepción del documento, renunciando a alegar desconocimiento de su contenido.</w:t>
+        <w:t>Acepto que la presente firma constituye prueba fehaciente de la entrega y recepción del documento, renunciando a alegar desconocimiento de las funciones asignadas.</w:t>
       </w:r>
     </w:p>
     <w:p>
@@ -2540,7 +2429,7 @@
     <w:sectPr>
       <w:footerReference w:type="default" r:id="rId9"/>
       <w:pgSz w:w="11906" w:h="16838"/>
-      <w:pgMar w:top="1134" w:right="1134" w:bottom="1134" w:left="1134" w:header="720" w:footer="720" w:gutter="0"/>
+      <w:pgMar w:top="1020" w:right="1020" w:bottom="1020" w:left="1020" w:header="720" w:footer="720" w:gutter="0"/>
       <w:cols w:space="720"/>
       <w:docGrid w:linePitch="360"/>
     </w:sectPr>
@@ -2563,7 +2452,7 @@
         <w:color w:val="9098A8"/>
         <w:sz w:val="16"/>
       </w:rPr>
-      <w:t xml:space="preserve">ALIKA PETS  ·  Grupo Caval 1003, C.A.  ·  RIF J501662533  ·  Descripción Cargo — Dog Groomer (Peluquero Canino) v3.0  ·  Página </w:t>
+      <w:t xml:space="preserve">ALIKA PETS  ·  Grupo Caval 1003, C.A.  ·  RIF J501662533  ·  Descripción Cargo — Dog Groomer v3.2  ·  Página </w:t>
     </w:r>
     <w:r>
       <w:rPr>

--- a/03_DESCRIPCION_DE_CARGOS/03f_Funciones_Dog_Groomer.docx
+++ b/03_DESCRIPCION_DE_CARGOS/03f_Funciones_Dog_Groomer.docx
@@ -127,7 +127,7 @@
                 <w:color w:val="9098A8"/>
                 <w:sz w:val="16"/>
               </w:rPr>
-              <w:t>Versión 3.2  ·  RR.HH.</w:t>
+              <w:t>Versión 3.3  ·  RR.HH.</w:t>
             </w:r>
           </w:p>
         </w:tc>
@@ -1294,6 +1294,560 @@
     </w:p>
     <w:p>
       <w:pPr>
+        <w:keepNext/>
+        <w:spacing w:before="120" w:after="40"/>
+        <w:jc w:val="left"/>
+      </w:pPr>
+      <w:r>
+        <w:rPr>
+          <w:rFonts w:ascii="Calibri" w:hAnsi="Calibri" w:cs="Calibri"/>
+          <w:b/>
+          <w:i w:val="0"/>
+          <w:color w:val="0F766E"/>
+          <w:sz w:val="20"/>
+        </w:rPr>
+        <w:t>▸ ATENCIÓN AL CLIENTE Y GESTIÓN DEL SERVICIO</w:t>
+      </w:r>
+    </w:p>
+    <w:p>
+      <w:pPr>
+        <w:spacing w:after="40" w:line="300" w:lineRule="auto"/>
+        <w:ind w:left="340" w:hanging="227"/>
+        <w:jc w:val="both"/>
+      </w:pPr>
+      <w:r>
+        <w:rPr>
+          <w:rFonts w:ascii="Calibri" w:hAnsi="Calibri" w:cs="Calibri"/>
+          <w:b/>
+          <w:i w:val="0"/>
+          <w:color w:val="0F766E"/>
+          <w:sz w:val="20"/>
+        </w:rPr>
+        <w:t xml:space="preserve">•  </w:t>
+      </w:r>
+      <w:r>
+        <w:rPr>
+          <w:rFonts w:ascii="Calibri" w:hAnsi="Calibri" w:cs="Calibri"/>
+          <w:b w:val="0"/>
+          <w:i w:val="0"/>
+          <w:color w:val="111827"/>
+          <w:sz w:val="20"/>
+        </w:rPr>
+        <w:t>Recibir a la mascota del cliente y verificar sus datos.</w:t>
+      </w:r>
+    </w:p>
+    <w:p>
+      <w:pPr>
+        <w:spacing w:after="40" w:line="300" w:lineRule="auto"/>
+        <w:ind w:left="340" w:hanging="227"/>
+        <w:jc w:val="both"/>
+      </w:pPr>
+      <w:r>
+        <w:rPr>
+          <w:rFonts w:ascii="Calibri" w:hAnsi="Calibri" w:cs="Calibri"/>
+          <w:b/>
+          <w:i w:val="0"/>
+          <w:color w:val="0F766E"/>
+          <w:sz w:val="20"/>
+        </w:rPr>
+        <w:t xml:space="preserve">•  </w:t>
+      </w:r>
+      <w:r>
+        <w:rPr>
+          <w:rFonts w:ascii="Calibri" w:hAnsi="Calibri" w:cs="Calibri"/>
+          <w:b w:val="0"/>
+          <w:i w:val="0"/>
+          <w:color w:val="111827"/>
+          <w:sz w:val="20"/>
+        </w:rPr>
+        <w:t>Registrar el servicio en el sistema POS y agenda de citas.</w:t>
+      </w:r>
+    </w:p>
+    <w:p>
+      <w:pPr>
+        <w:spacing w:after="40" w:line="300" w:lineRule="auto"/>
+        <w:ind w:left="340" w:hanging="227"/>
+        <w:jc w:val="both"/>
+      </w:pPr>
+      <w:r>
+        <w:rPr>
+          <w:rFonts w:ascii="Calibri" w:hAnsi="Calibri" w:cs="Calibri"/>
+          <w:b/>
+          <w:i w:val="0"/>
+          <w:color w:val="0F766E"/>
+          <w:sz w:val="20"/>
+        </w:rPr>
+        <w:t xml:space="preserve">•  </w:t>
+      </w:r>
+      <w:r>
+        <w:rPr>
+          <w:rFonts w:ascii="Calibri" w:hAnsi="Calibri" w:cs="Calibri"/>
+          <w:b w:val="0"/>
+          <w:i w:val="0"/>
+          <w:color w:val="111827"/>
+          <w:sz w:val="20"/>
+        </w:rPr>
+        <w:t>Cobrar el servicio al cliente (efectivo, tarjeta, transferencia o pago móvil).</w:t>
+      </w:r>
+    </w:p>
+    <w:p>
+      <w:pPr>
+        <w:spacing w:after="40" w:line="300" w:lineRule="auto"/>
+        <w:ind w:left="340" w:hanging="227"/>
+        <w:jc w:val="both"/>
+      </w:pPr>
+      <w:r>
+        <w:rPr>
+          <w:rFonts w:ascii="Calibri" w:hAnsi="Calibri" w:cs="Calibri"/>
+          <w:b/>
+          <w:i w:val="0"/>
+          <w:color w:val="0F766E"/>
+          <w:sz w:val="20"/>
+        </w:rPr>
+        <w:t xml:space="preserve">•  </w:t>
+      </w:r>
+      <w:r>
+        <w:rPr>
+          <w:rFonts w:ascii="Calibri" w:hAnsi="Calibri" w:cs="Calibri"/>
+          <w:b w:val="0"/>
+          <w:i w:val="0"/>
+          <w:color w:val="111827"/>
+          <w:sz w:val="20"/>
+        </w:rPr>
+        <w:t>Entregar la mascota al cliente al finalizar el servicio y explicar cuidados posteriores.</w:t>
+      </w:r>
+    </w:p>
+    <w:p>
+      <w:pPr>
+        <w:spacing w:after="40" w:line="300" w:lineRule="auto"/>
+        <w:ind w:left="340" w:hanging="227"/>
+        <w:jc w:val="both"/>
+      </w:pPr>
+      <w:r>
+        <w:rPr>
+          <w:rFonts w:ascii="Calibri" w:hAnsi="Calibri" w:cs="Calibri"/>
+          <w:b/>
+          <w:i w:val="0"/>
+          <w:color w:val="0F766E"/>
+          <w:sz w:val="20"/>
+        </w:rPr>
+        <w:t xml:space="preserve">•  </w:t>
+      </w:r>
+      <w:r>
+        <w:rPr>
+          <w:rFonts w:ascii="Calibri" w:hAnsi="Calibri" w:cs="Calibri"/>
+          <w:b w:val="0"/>
+          <w:i w:val="0"/>
+          <w:color w:val="111827"/>
+          <w:sz w:val="20"/>
+        </w:rPr>
+        <w:t>Atender llamadas y consultas sobre servicios de peluquería.</w:t>
+      </w:r>
+    </w:p>
+    <w:p>
+      <w:pPr>
+        <w:spacing w:after="40" w:line="300" w:lineRule="auto"/>
+        <w:ind w:left="340" w:hanging="227"/>
+        <w:jc w:val="both"/>
+      </w:pPr>
+      <w:r>
+        <w:rPr>
+          <w:rFonts w:ascii="Calibri" w:hAnsi="Calibri" w:cs="Calibri"/>
+          <w:b/>
+          <w:i w:val="0"/>
+          <w:color w:val="0F766E"/>
+          <w:sz w:val="20"/>
+        </w:rPr>
+        <w:t xml:space="preserve">•  </w:t>
+      </w:r>
+      <w:r>
+        <w:rPr>
+          <w:rFonts w:ascii="Calibri" w:hAnsi="Calibri" w:cs="Calibri"/>
+          <w:b w:val="0"/>
+          <w:i w:val="0"/>
+          <w:color w:val="111827"/>
+          <w:sz w:val="20"/>
+        </w:rPr>
+        <w:t>Programar y confirmar citas futuras.</w:t>
+      </w:r>
+    </w:p>
+    <w:p>
+      <w:pPr>
+        <w:keepNext/>
+        <w:spacing w:before="120" w:after="40"/>
+        <w:jc w:val="left"/>
+      </w:pPr>
+      <w:r>
+        <w:rPr>
+          <w:rFonts w:ascii="Calibri" w:hAnsi="Calibri" w:cs="Calibri"/>
+          <w:b/>
+          <w:i w:val="0"/>
+          <w:color w:val="0F766E"/>
+          <w:sz w:val="20"/>
+        </w:rPr>
+        <w:t>▸ CONTROL DE INSUMOS</w:t>
+      </w:r>
+    </w:p>
+    <w:p>
+      <w:pPr>
+        <w:spacing w:after="40" w:line="300" w:lineRule="auto"/>
+        <w:ind w:left="340" w:hanging="227"/>
+        <w:jc w:val="both"/>
+      </w:pPr>
+      <w:r>
+        <w:rPr>
+          <w:rFonts w:ascii="Calibri" w:hAnsi="Calibri" w:cs="Calibri"/>
+          <w:b/>
+          <w:i w:val="0"/>
+          <w:color w:val="0F766E"/>
+          <w:sz w:val="20"/>
+        </w:rPr>
+        <w:t xml:space="preserve">•  </w:t>
+      </w:r>
+      <w:r>
+        <w:rPr>
+          <w:rFonts w:ascii="Calibri" w:hAnsi="Calibri" w:cs="Calibri"/>
+          <w:b w:val="0"/>
+          <w:i w:val="0"/>
+          <w:color w:val="111827"/>
+          <w:sz w:val="20"/>
+        </w:rPr>
+        <w:t>Reportar niveles bajos de champús, acondicionadores, perfumes y otros insumos.</w:t>
+      </w:r>
+    </w:p>
+    <w:p>
+      <w:pPr>
+        <w:spacing w:after="40" w:line="300" w:lineRule="auto"/>
+        <w:ind w:left="340" w:hanging="227"/>
+        <w:jc w:val="both"/>
+      </w:pPr>
+      <w:r>
+        <w:rPr>
+          <w:rFonts w:ascii="Calibri" w:hAnsi="Calibri" w:cs="Calibri"/>
+          <w:b/>
+          <w:i w:val="0"/>
+          <w:color w:val="0F766E"/>
+          <w:sz w:val="20"/>
+        </w:rPr>
+        <w:t xml:space="preserve">•  </w:t>
+      </w:r>
+      <w:r>
+        <w:rPr>
+          <w:rFonts w:ascii="Calibri" w:hAnsi="Calibri" w:cs="Calibri"/>
+          <w:b w:val="0"/>
+          <w:i w:val="0"/>
+          <w:color w:val="111827"/>
+          <w:sz w:val="20"/>
+        </w:rPr>
+        <w:t>Cuidar el uso de productos y reportar mermas.</w:t>
+      </w:r>
+    </w:p>
+    <w:p>
+      <w:pPr>
+        <w:spacing w:after="40" w:line="300" w:lineRule="auto"/>
+        <w:ind w:left="340" w:hanging="227"/>
+        <w:jc w:val="both"/>
+      </w:pPr>
+      <w:r>
+        <w:rPr>
+          <w:rFonts w:ascii="Calibri" w:hAnsi="Calibri" w:cs="Calibri"/>
+          <w:b/>
+          <w:i w:val="0"/>
+          <w:color w:val="0F766E"/>
+          <w:sz w:val="20"/>
+        </w:rPr>
+        <w:t xml:space="preserve">•  </w:t>
+      </w:r>
+      <w:r>
+        <w:rPr>
+          <w:rFonts w:ascii="Calibri" w:hAnsi="Calibri" w:cs="Calibri"/>
+          <w:b w:val="0"/>
+          <w:i w:val="0"/>
+          <w:color w:val="111827"/>
+          <w:sz w:val="20"/>
+        </w:rPr>
+        <w:t>Mantener orden y limpieza del área de almacenamiento de insumos.</w:t>
+      </w:r>
+    </w:p>
+    <w:p>
+      <w:pPr>
+        <w:keepNext/>
+        <w:spacing w:before="120" w:after="40"/>
+        <w:jc w:val="left"/>
+      </w:pPr>
+      <w:r>
+        <w:rPr>
+          <w:rFonts w:ascii="Calibri" w:hAnsi="Calibri" w:cs="Calibri"/>
+          <w:b/>
+          <w:i w:val="0"/>
+          <w:color w:val="0F766E"/>
+          <w:sz w:val="20"/>
+        </w:rPr>
+        <w:t>▸ BIOSEGURIDAD Y LOPCYMAT</w:t>
+      </w:r>
+    </w:p>
+    <w:p>
+      <w:pPr>
+        <w:spacing w:after="40" w:line="300" w:lineRule="auto"/>
+        <w:ind w:left="340" w:hanging="227"/>
+        <w:jc w:val="both"/>
+      </w:pPr>
+      <w:r>
+        <w:rPr>
+          <w:rFonts w:ascii="Calibri" w:hAnsi="Calibri" w:cs="Calibri"/>
+          <w:b/>
+          <w:i w:val="0"/>
+          <w:color w:val="0F766E"/>
+          <w:sz w:val="20"/>
+        </w:rPr>
+        <w:t xml:space="preserve">•  </w:t>
+      </w:r>
+      <w:r>
+        <w:rPr>
+          <w:rFonts w:ascii="Calibri" w:hAnsi="Calibri" w:cs="Calibri"/>
+          <w:b w:val="0"/>
+          <w:i w:val="0"/>
+          <w:color w:val="111827"/>
+          <w:sz w:val="20"/>
+        </w:rPr>
+        <w:t>Cumplir los protocolos de bioseguridad NT-01-2008.</w:t>
+      </w:r>
+    </w:p>
+    <w:p>
+      <w:pPr>
+        <w:spacing w:after="40" w:line="300" w:lineRule="auto"/>
+        <w:ind w:left="340" w:hanging="227"/>
+        <w:jc w:val="both"/>
+      </w:pPr>
+      <w:r>
+        <w:rPr>
+          <w:rFonts w:ascii="Calibri" w:hAnsi="Calibri" w:cs="Calibri"/>
+          <w:b/>
+          <w:i w:val="0"/>
+          <w:color w:val="0F766E"/>
+          <w:sz w:val="20"/>
+        </w:rPr>
+        <w:t xml:space="preserve">•  </w:t>
+      </w:r>
+      <w:r>
+        <w:rPr>
+          <w:rFonts w:ascii="Calibri" w:hAnsi="Calibri" w:cs="Calibri"/>
+          <w:b w:val="0"/>
+          <w:i w:val="0"/>
+          <w:color w:val="111827"/>
+          <w:sz w:val="20"/>
+        </w:rPr>
+        <w:t>Usar obligatoriamente el EPP asignado (bata, guantes, mascarilla, gafas, botas).</w:t>
+      </w:r>
+    </w:p>
+    <w:p>
+      <w:pPr>
+        <w:spacing w:after="40" w:line="300" w:lineRule="auto"/>
+        <w:ind w:left="340" w:hanging="227"/>
+        <w:jc w:val="both"/>
+      </w:pPr>
+      <w:r>
+        <w:rPr>
+          <w:rFonts w:ascii="Calibri" w:hAnsi="Calibri" w:cs="Calibri"/>
+          <w:b/>
+          <w:i w:val="0"/>
+          <w:color w:val="0F766E"/>
+          <w:sz w:val="20"/>
+        </w:rPr>
+        <w:t xml:space="preserve">•  </w:t>
+      </w:r>
+      <w:r>
+        <w:rPr>
+          <w:rFonts w:ascii="Calibri" w:hAnsi="Calibri" w:cs="Calibri"/>
+          <w:b w:val="0"/>
+          <w:i w:val="0"/>
+          <w:color w:val="111827"/>
+          <w:sz w:val="20"/>
+        </w:rPr>
+        <w:t>Mantener vacuna antirrábica pre-exposición vigente.</w:t>
+      </w:r>
+    </w:p>
+    <w:p>
+      <w:pPr>
+        <w:spacing w:after="40" w:line="300" w:lineRule="auto"/>
+        <w:ind w:left="340" w:hanging="227"/>
+        <w:jc w:val="both"/>
+      </w:pPr>
+      <w:r>
+        <w:rPr>
+          <w:rFonts w:ascii="Calibri" w:hAnsi="Calibri" w:cs="Calibri"/>
+          <w:b/>
+          <w:i w:val="0"/>
+          <w:color w:val="0F766E"/>
+          <w:sz w:val="20"/>
+        </w:rPr>
+        <w:t xml:space="preserve">•  </w:t>
+      </w:r>
+      <w:r>
+        <w:rPr>
+          <w:rFonts w:ascii="Calibri" w:hAnsi="Calibri" w:cs="Calibri"/>
+          <w:b w:val="0"/>
+          <w:i w:val="0"/>
+          <w:color w:val="111827"/>
+          <w:sz w:val="20"/>
+        </w:rPr>
+        <w:t>Reportar inmediatamente cualquier incidente, accidente o casi-accidente (mordeduras, arañazos, caídas, cortes con herramientas).</w:t>
+      </w:r>
+    </w:p>
+    <w:p>
+      <w:pPr>
+        <w:spacing w:after="40" w:line="300" w:lineRule="auto"/>
+        <w:ind w:left="340" w:hanging="227"/>
+        <w:jc w:val="both"/>
+      </w:pPr>
+      <w:r>
+        <w:rPr>
+          <w:rFonts w:ascii="Calibri" w:hAnsi="Calibri" w:cs="Calibri"/>
+          <w:b/>
+          <w:i w:val="0"/>
+          <w:color w:val="0F766E"/>
+          <w:sz w:val="20"/>
+        </w:rPr>
+        <w:t xml:space="preserve">•  </w:t>
+      </w:r>
+      <w:r>
+        <w:rPr>
+          <w:rFonts w:ascii="Calibri" w:hAnsi="Calibri" w:cs="Calibri"/>
+          <w:b w:val="0"/>
+          <w:i w:val="0"/>
+          <w:color w:val="111827"/>
+          <w:sz w:val="20"/>
+        </w:rPr>
+        <w:t>Participar en las capacitaciones de seguridad y salud laboral que programe la empresa.</w:t>
+      </w:r>
+    </w:p>
+    <w:p>
+      <w:pPr>
+        <w:keepNext/>
+        <w:spacing w:before="120" w:after="40"/>
+        <w:jc w:val="left"/>
+      </w:pPr>
+      <w:r>
+        <w:rPr>
+          <w:rFonts w:ascii="Calibri" w:hAnsi="Calibri" w:cs="Calibri"/>
+          <w:b/>
+          <w:i w:val="0"/>
+          <w:color w:val="0F766E"/>
+          <w:sz w:val="20"/>
+        </w:rPr>
+        <w:t>▸ POLÍTICAS Y CONFIDENCIALIDAD</w:t>
+      </w:r>
+    </w:p>
+    <w:p>
+      <w:pPr>
+        <w:spacing w:after="40" w:line="300" w:lineRule="auto"/>
+        <w:ind w:left="340" w:hanging="227"/>
+        <w:jc w:val="both"/>
+      </w:pPr>
+      <w:r>
+        <w:rPr>
+          <w:rFonts w:ascii="Calibri" w:hAnsi="Calibri" w:cs="Calibri"/>
+          <w:b/>
+          <w:i w:val="0"/>
+          <w:color w:val="0F766E"/>
+          <w:sz w:val="20"/>
+        </w:rPr>
+        <w:t xml:space="preserve">•  </w:t>
+      </w:r>
+      <w:r>
+        <w:rPr>
+          <w:rFonts w:ascii="Calibri" w:hAnsi="Calibri" w:cs="Calibri"/>
+          <w:b w:val="0"/>
+          <w:i w:val="0"/>
+          <w:color w:val="111827"/>
+          <w:sz w:val="20"/>
+        </w:rPr>
+        <w:t>Cumplir el Reglamento Interno, el Código de Conducta y las políticas de la empresa.</w:t>
+      </w:r>
+    </w:p>
+    <w:p>
+      <w:pPr>
+        <w:spacing w:after="40" w:line="300" w:lineRule="auto"/>
+        <w:ind w:left="340" w:hanging="227"/>
+        <w:jc w:val="both"/>
+      </w:pPr>
+      <w:r>
+        <w:rPr>
+          <w:rFonts w:ascii="Calibri" w:hAnsi="Calibri" w:cs="Calibri"/>
+          <w:b/>
+          <w:i w:val="0"/>
+          <w:color w:val="0F766E"/>
+          <w:sz w:val="20"/>
+        </w:rPr>
+        <w:t xml:space="preserve">•  </w:t>
+      </w:r>
+      <w:r>
+        <w:rPr>
+          <w:rFonts w:ascii="Calibri" w:hAnsi="Calibri" w:cs="Calibri"/>
+          <w:b w:val="0"/>
+          <w:i w:val="0"/>
+          <w:color w:val="111827"/>
+          <w:sz w:val="20"/>
+        </w:rPr>
+        <w:t>Mantener confidencialidad de datos de clientes, mascotas y la empresa.</w:t>
+      </w:r>
+    </w:p>
+    <w:p>
+      <w:pPr>
+        <w:spacing w:after="40" w:line="300" w:lineRule="auto"/>
+        <w:ind w:left="340" w:hanging="227"/>
+        <w:jc w:val="both"/>
+      </w:pPr>
+      <w:r>
+        <w:rPr>
+          <w:rFonts w:ascii="Calibri" w:hAnsi="Calibri" w:cs="Calibri"/>
+          <w:b/>
+          <w:i w:val="0"/>
+          <w:color w:val="0F766E"/>
+          <w:sz w:val="20"/>
+        </w:rPr>
+        <w:t xml:space="preserve">•  </w:t>
+      </w:r>
+      <w:r>
+        <w:rPr>
+          <w:rFonts w:ascii="Calibri" w:hAnsi="Calibri" w:cs="Calibri"/>
+          <w:b w:val="0"/>
+          <w:i w:val="0"/>
+          <w:color w:val="111827"/>
+          <w:sz w:val="20"/>
+        </w:rPr>
+        <w:t>Obtener autorización previa y por escrito de la Dirección para publicar en redes sociales cualquier contenido que involucre la peluquería, mascotas, procedimientos o personal de la empresa.</w:t>
+      </w:r>
+    </w:p>
+    <w:p>
+      <w:pPr>
+        <w:spacing w:after="40" w:line="300" w:lineRule="auto"/>
+        <w:ind w:left="340" w:hanging="227"/>
+        <w:jc w:val="both"/>
+      </w:pPr>
+      <w:r>
+        <w:rPr>
+          <w:rFonts w:ascii="Calibri" w:hAnsi="Calibri" w:cs="Calibri"/>
+          <w:b/>
+          <w:i w:val="0"/>
+          <w:color w:val="0F766E"/>
+          <w:sz w:val="20"/>
+        </w:rPr>
+        <w:t xml:space="preserve">•  </w:t>
+      </w:r>
+      <w:r>
+        <w:rPr>
+          <w:rFonts w:ascii="Calibri" w:hAnsi="Calibri" w:cs="Calibri"/>
+          <w:b w:val="0"/>
+          <w:i w:val="0"/>
+          <w:color w:val="111827"/>
+          <w:sz w:val="20"/>
+        </w:rPr>
+        <w:t>No contactar clientes de la empresa para ofrecer servicios externos durante la relación laboral y por 12 meses después.</w:t>
+      </w:r>
+    </w:p>
+    <w:p>
+      <w:pPr>
         <w:spacing w:after="120"/>
       </w:pPr>
     </w:p>
@@ -1490,6 +2044,33 @@
           <w:sz w:val="20"/>
         </w:rPr>
         <w:t>Capacitación en manejo y contención de animales.</w:t>
+      </w:r>
+    </w:p>
+    <w:p>
+      <w:pPr>
+        <w:spacing w:after="40" w:line="300" w:lineRule="auto"/>
+        <w:ind w:left="340" w:hanging="227"/>
+        <w:jc w:val="both"/>
+      </w:pPr>
+      <w:r>
+        <w:rPr>
+          <w:rFonts w:ascii="Calibri" w:hAnsi="Calibri" w:cs="Calibri"/>
+          <w:b/>
+          <w:i w:val="0"/>
+          <w:color w:val="0F766E"/>
+          <w:sz w:val="20"/>
+        </w:rPr>
+        <w:t xml:space="preserve">•  </w:t>
+      </w:r>
+      <w:r>
+        <w:rPr>
+          <w:rFonts w:ascii="Calibri" w:hAnsi="Calibri" w:cs="Calibri"/>
+          <w:b w:val="0"/>
+          <w:i w:val="0"/>
+          <w:color w:val="111827"/>
+          <w:sz w:val="20"/>
+        </w:rPr>
+        <w:t>Conocimiento básico de operación de POS y agenda.</w:t>
       </w:r>
     </w:p>
     <w:p>
@@ -2452,7 +3033,7 @@
         <w:color w:val="9098A8"/>
         <w:sz w:val="16"/>
       </w:rPr>
-      <w:t xml:space="preserve">ALIKA PETS  ·  Grupo Caval 1003, C.A.  ·  RIF J501662533  ·  Descripción Cargo — Dog Groomer v3.2  ·  Página </w:t>
+      <w:t xml:space="preserve">ALIKA PETS  ·  Grupo Caval 1003, C.A.  ·  RIF J501662533  ·  Descripción Cargo — Dog Groomer v3.3  ·  Página </w:t>
     </w:r>
     <w:r>
       <w:rPr>
